--- a/trueglide/controle/TG-P3B_fiche.docx
+++ b/trueglide/controle/TG-P3B_fiche.docx
@@ -75,7 +75,7 @@
         <w:ind w:left="360" w:hanging="360"/>
       </w:pPr>
       <w:r>
-        <w:t xml:space="preserve">1.	TG-P3 faite (vols en ANGLE et en ACRO comme sous Betaflight).</w:t>
+        <w:t xml:space="preserve">1.	TG-P3 faite (vols en ANGLE et en ACRO comme sous Betaflight) et TG-P3A faite (les mêmes fonctions au banc, sans hélices).</w:t>
       </w:r>
     </w:p>
     <w:p>

--- a/trueglide/controle/TG-P3B_fiche.docx
+++ b/trueglide/controle/TG-P3B_fiche.docx
@@ -470,6 +470,15 @@
         <w:rPr>
           <w:rFonts w:ascii="Consolas" w:cs="Consolas" w:eastAsia="Consolas" w:hAnsi="Consolas"/>
         </w:rPr>
+        <w:t xml:space="preserve">set dshot_edt = ON</w:t>
+      </w:r>
+      <w:r>
+        <w:t xml:space="preserve">, Entrée, puis </w:t>
+      </w:r>
+      <w:r>
+        <w:rPr>
+          <w:rFonts w:ascii="Consolas" w:cs="Consolas" w:eastAsia="Consolas" w:hAnsi="Consolas"/>
+        </w:rPr>
         <w:t xml:space="preserve">set power_guard_esc_temp = 40</w:t>
       </w:r>
       <w:r>
@@ -511,6 +520,20 @@
       <w:r>
         <w:t xml:space="preserve">, Entrée, puis </w:t>
       </w:r>
+      <w:r>
+        <w:rPr>
+          <w:rFonts w:ascii="Consolas" w:cs="Consolas" w:eastAsia="Consolas" w:hAnsi="Consolas"/>
+        </w:rPr>
+        <w:t xml:space="preserve">set dshot_edt = OFF</w:t>
+      </w:r>
+      <w:r>
+        <w:t xml:space="preserve">, Entrée, puis</w:t>
+      </w:r>
+    </w:p>
+    <w:p>
+      <w:pPr>
+        <w:spacing w:after="100"/>
+      </w:pPr>
       <w:r>
         <w:rPr>
           <w:rFonts w:ascii="Consolas" w:cs="Consolas" w:eastAsia="Consolas" w:hAnsi="Consolas"/>
@@ -1154,6 +1177,15 @@
         <w:rPr>
           <w:rFonts w:ascii="Consolas" w:cs="Consolas" w:eastAsia="Consolas" w:hAnsi="Consolas"/>
         </w:rPr>
+        <w:t xml:space="preserve">set dshot_edt = ON</w:t>
+      </w:r>
+      <w:r>
+        <w:t xml:space="preserve">, Entrée, puis </w:t>
+      </w:r>
+      <w:r>
+        <w:rPr>
+          <w:rFonts w:ascii="Consolas" w:cs="Consolas" w:eastAsia="Consolas" w:hAnsi="Consolas"/>
+        </w:rPr>
         <w:t xml:space="preserve">set crsf_tlm_esc_temp = ON</w:t>
       </w:r>
       <w:r>
@@ -1167,6 +1199,14 @@
       </w:r>
       <w:r>
         <w:t xml:space="preserve">, Entrée. « Connexion ».</w:t>
+      </w:r>
+    </w:p>
+    <w:p>
+      <w:pPr>
+        <w:spacing w:after="100"/>
+      </w:pPr>
+      <w:r>
+        <w:t xml:space="preserve">Débrancher l'USB, brancher la batterie, armer 3 secondes gaz en bas, désarmer.</w:t>
       </w:r>
     </w:p>
     <w:p>
@@ -1184,13 +1224,27 @@
         <w:ind w:left="360" w:hanging="360"/>
       </w:pPr>
       <w:r>
-        <w:t xml:space="preserve">3.	CLI : taper </w:t>
+        <w:t xml:space="preserve">3.	Débrancher la batterie, brancher l'USB, « Connexion ». CLI : taper </w:t>
       </w:r>
       <w:r>
         <w:rPr>
           <w:rFonts w:ascii="Consolas" w:cs="Consolas" w:eastAsia="Consolas" w:hAnsi="Consolas"/>
         </w:rPr>
         <w:t xml:space="preserve">set crsf_tlm_esc_temp = OFF</w:t>
+      </w:r>
+      <w:r>
+        <w:t xml:space="preserve">, Entrée, puis</w:t>
+      </w:r>
+    </w:p>
+    <w:p>
+      <w:pPr>
+        <w:spacing w:after="100"/>
+      </w:pPr>
+      <w:r>
+        <w:rPr>
+          <w:rFonts w:ascii="Consolas" w:cs="Consolas" w:eastAsia="Consolas" w:hAnsi="Consolas"/>
+        </w:rPr>
+        <w:t xml:space="preserve">set dshot_edt = OFF</w:t>
       </w:r>
       <w:r>
         <w:t xml:space="preserve">, Entrée, puis </w:t>

--- a/trueglide/controle/TG-P3B_fiche.docx
+++ b/trueglide/controle/TG-P3B_fiche.docx
@@ -527,13 +527,8 @@
         <w:t xml:space="preserve">set dshot_edt = OFF</w:t>
       </w:r>
       <w:r>
-        <w:t xml:space="preserve">, Entrée, puis</w:t>
-      </w:r>
-    </w:p>
-    <w:p>
-      <w:pPr>
-        <w:spacing w:after="100"/>
-      </w:pPr>
+        <w:t xml:space="preserve">, Entrée, puis </w:t>
+      </w:r>
       <w:r>
         <w:rPr>
           <w:rFonts w:ascii="Consolas" w:cs="Consolas" w:eastAsia="Consolas" w:hAnsi="Consolas"/>
@@ -542,14 +537,6 @@
       </w:r>
       <w:r>
         <w:t xml:space="preserve">, Entrée. « Connexion ».</w:t>
-      </w:r>
-    </w:p>
-    <w:p>
-      <w:pPr>
-        <w:spacing w:after="100"/>
-      </w:pPr>
-      <w:r>
-        <w:t xml:space="preserve">répondre « non » et l'écrire dans « Autres remarques » : ce n'est pas une panne.)</w:t>
       </w:r>
     </w:p>
     <w:tbl>
@@ -591,7 +578,7 @@
               <w:t xml:space="preserve">TG-P3B-2.1 </w:t>
             </w:r>
             <w:r>
-              <w:t xml:space="preserve">Pendant le vol, l'OSD a affiché « ESC HOT » suivi d'un pourcentage ? (Si la température n'a jamais atteint 40 °C,</w:t>
+              <w:t xml:space="preserve">Pendant le vol, l'OSD a affiché « ESC HOT » suivi d'un pourcentage ? (Si la température n'a jamais atteint 40 °C, répondre « non » et l'écrire dans « Autres remarques » : ce n'est pas une panne.)</w:t>
             </w:r>
           </w:p>
         </w:tc>
@@ -1198,15 +1185,7 @@
         <w:t xml:space="preserve">save</w:t>
       </w:r>
       <w:r>
-        <w:t xml:space="preserve">, Entrée. « Connexion ».</w:t>
-      </w:r>
-    </w:p>
-    <w:p>
-      <w:pPr>
-        <w:spacing w:after="100"/>
-      </w:pPr>
-      <w:r>
-        <w:t xml:space="preserve">Débrancher l'USB, brancher la batterie, armer 3 secondes gaz en bas, désarmer.</w:t>
+        <w:t xml:space="preserve">, Entrée. « Connexion ». Débrancher l'USB, brancher la batterie, armer 3 secondes gaz en bas, désarmer.</w:t>
       </w:r>
     </w:p>
     <w:p>
@@ -1215,7 +1194,43 @@
         <w:ind w:left="360" w:hanging="360"/>
       </w:pPr>
       <w:r>
-        <w:t xml:space="preserve">2.	Radio : page « Télémesure » du modèle, « Découvrir de nouveaux capteurs », attendre 10 secondes, « Arrêter ».</w:t>
+        <w:t xml:space="preserve">2.	Radio RadioMaster Pocket (EdgeTX), sur le modèle du drone :</w:t>
+      </w:r>
+    </w:p>
+    <w:p>
+      <w:pPr>
+        <w:spacing w:after="40"/>
+        <w:ind w:left="720" w:hanging="360"/>
+      </w:pPr>
+      <w:r>
+        <w:t xml:space="preserve">a.	Appuyer sur la touche « MDL », puis sur « PAGE&gt; » jusqu'à la page « TELEMETRY » (ou « Télémesure »).</w:t>
+      </w:r>
+    </w:p>
+    <w:p>
+      <w:pPr>
+        <w:spacing w:after="40"/>
+        <w:ind w:left="720" w:hanging="360"/>
+      </w:pPr>
+      <w:r>
+        <w:t xml:space="preserve">b.	Descendre avec la molette jusqu'à « Discover new » (« Découvrir nouveaux »), appuyer sur la molette : la liste se remplit (RxBt, 1RSS, RQly… déjà connus, plus les nouveaux capteurs en bas).</w:t>
+      </w:r>
+    </w:p>
+    <w:p>
+      <w:pPr>
+        <w:spacing w:after="40"/>
+        <w:ind w:left="720" w:hanging="360"/>
+      </w:pPr>
+      <w:r>
+        <w:t xml:space="preserve">c.	Attendre 10 secondes, puis appuyer de nouveau sur la molette (« Stop discovery » / « Arrêter »).</w:t>
+      </w:r>
+    </w:p>
+    <w:p>
+      <w:pPr>
+        <w:spacing w:after="40"/>
+        <w:ind w:left="720" w:hanging="360"/>
+      </w:pPr>
+      <w:r>
+        <w:t xml:space="preserve">d.	Regarder en bas de la liste : un capteur de température (nom du type « Tmp », « TEMP » ou « Temp1 ») avec une valeur en °C. Noter son nom et sa valeur dans « Autres remarques ». Touche « RTN » pour sortir.</w:t>
       </w:r>
     </w:p>
     <w:p>
@@ -1233,13 +1248,8 @@
         <w:t xml:space="preserve">set crsf_tlm_esc_temp = OFF</w:t>
       </w:r>
       <w:r>
-        <w:t xml:space="preserve">, Entrée, puis</w:t>
-      </w:r>
-    </w:p>
-    <w:p>
-      <w:pPr>
-        <w:spacing w:after="100"/>
-      </w:pPr>
+        <w:t xml:space="preserve">, Entrée, puis </w:t>
+      </w:r>
       <w:r>
         <w:rPr>
           <w:rFonts w:ascii="Consolas" w:cs="Consolas" w:eastAsia="Consolas" w:hAnsi="Consolas"/>
@@ -1257,14 +1267,6 @@
       </w:r>
       <w:r>
         <w:t xml:space="preserve">, Entrée. « Connexion ».</w:t>
-      </w:r>
-    </w:p>
-    <w:p>
-      <w:pPr>
-        <w:spacing w:after="100"/>
-      </w:pPr>
-      <w:r>
-        <w:t xml:space="preserve">de l'onglet Moteurs (ligne « Temp ») ?</w:t>
       </w:r>
     </w:p>
     <w:tbl>
@@ -1306,7 +1308,7 @@
               <w:t xml:space="preserve">TG-P3B-4.1 </w:t>
             </w:r>
             <w:r>
-              <w:t xml:space="preserve">À l'étape 2, un nouveau capteur de température apparaît dans la liste de la radio, avec une valeur proche de celle</w:t>
+              <w:t xml:space="preserve">À l'étape 2, un nouveau capteur de température apparaît dans la liste de la radio, avec une valeur proche de celle de l'onglet Moteurs (ligne « Temp ») ?</w:t>
             </w:r>
           </w:p>
         </w:tc>
@@ -1419,15 +1421,7 @@
         <w:ind w:left="360" w:hanging="360"/>
       </w:pPr>
       <w:r>
-        <w:t xml:space="preserve">2.	Onglet Modes : sur la ligne SPEEDER, « Ajouter une plage » sur un interrupteur libre de la radio. S'il n'y en a pas,</w:t>
-      </w:r>
-    </w:p>
-    <w:p>
-      <w:pPr>
-        <w:spacing w:after="100"/>
-      </w:pPr>
-      <w:r>
-        <w:t xml:space="preserve">prendre celui d'ALTHOLD (AUX4) : supprimer la plage d'ALTHOLD et mettre SPEEDER sur AUX4, 1900 à 2100. « Enregistrer ».</w:t>
+        <w:t xml:space="preserve">2.	Onglet Modes : sur la ligne SPEEDER, « Ajouter une plage » sur un interrupteur libre de la radio. S'il n'y en a pas, prendre celui d'ALTHOLD (AUX4) : supprimer la plage d'ALTHOLD et mettre SPEEDER sur AUX4, 1900 à 2100. « Enregistrer ».</w:t>
       </w:r>
     </w:p>
     <w:p>
@@ -1436,15 +1430,7 @@
         <w:ind w:left="360" w:hanging="360"/>
       </w:pPr>
       <w:r>
-        <w:t xml:space="preserve">3.	Vol en ANGLE, stationnaire à 3 m, avec de la place devant (au moins 30 m). Basculer l'interrupteur SPEEDER pendant</w:t>
-      </w:r>
-    </w:p>
-    <w:p>
-      <w:pPr>
-        <w:spacing w:after="100"/>
-      </w:pPr>
-      <w:r>
-        <w:t xml:space="preserve">3 secondes, puis le remettre. Recommencer une fois.</w:t>
+        <w:t xml:space="preserve">3.	Vol en ANGLE, stationnaire à 3 m, avec de la place devant (au moins 30 m). Basculer l'interrupteur SPEEDER pendant 3 secondes, puis le remettre. Recommencer une fois.</w:t>
       </w:r>
     </w:p>
     <w:p>
@@ -1453,15 +1439,7 @@
         <w:ind w:left="360" w:hanging="360"/>
       </w:pPr>
       <w:r>
-        <w:t xml:space="preserve">4.	Atterrir, désarmer. Onglet Modes : supprimer la plage SPEEDER (et remettre ALTHOLD sur AUX4, 1900 à 2100, si on</w:t>
-      </w:r>
-    </w:p>
-    <w:p>
-      <w:pPr>
-        <w:spacing w:after="100"/>
-      </w:pPr>
-      <w:r>
-        <w:t xml:space="preserve">l'avait enlevé). « Enregistrer ». CLI : taper </w:t>
+        <w:t xml:space="preserve">4.	Atterrir, désarmer. Onglet Modes : supprimer la plage SPEEDER (et remettre ALTHOLD sur AUX4, 1900 à 2100, si on l'avait enlevé). « Enregistrer ». CLI : taper </w:t>
       </w:r>
       <w:r>
         <w:rPr>

--- a/trueglide/controle/TG-P3B_fiche.docx
+++ b/trueglide/controle/TG-P3B_fiche.docx
@@ -75,7 +75,7 @@
         <w:ind w:left="360" w:hanging="360"/>
       </w:pPr>
       <w:r>
-        <w:t xml:space="preserve">1.	TG-P3 faite (vols en ANGLE et en ACRO comme sous Betaflight) et TG-P3A faite (les mêmes fonctions au banc, sans hélices).</w:t>
+        <w:t xml:space="preserve">1.	TG-P3 faite (vols en ANGLE et en ACRO comme sous Betaflight) et TG-P3A faite le 30/10 (les mêmes fonctions au banc, sans hélices : tout validé). Radio : EdgeTX 2.11.8, ExpressLRS 4.1.0 (radio et récepteur du KarRmen).</w:t>
       </w:r>
     </w:p>
     <w:p>
@@ -455,7 +455,16 @@
         <w:spacing w:after="100"/>
       </w:pPr>
       <w:r>
-        <w:t xml:space="preserve">Au repos, les ESC sont vers 25 à 35 °C (onglet Moteurs, ligne « Temp »). On met une limite basse, 40 °C, pour la voir agir : quand un ESC dépasse 40 °C, les gaz sont limités (au moins 50 %, jamais coupés) et l'OSD affiche « ESC HOT ».</w:t>
+        <w:t xml:space="preserve">La carte ne reçoit la température des ESC qu'avec </w:t>
+      </w:r>
+      <w:r>
+        <w:rPr>
+          <w:rFonts w:ascii="Consolas" w:cs="Consolas" w:eastAsia="Consolas" w:hAnsi="Consolas"/>
+        </w:rPr>
+        <w:t xml:space="preserve">dshot_edt = ON</w:t>
+      </w:r>
+      <w:r>
+        <w:t xml:space="preserve"> et après un armement (vérifié au banc, TG-P3A-2). Au banc, les ESC étaient entre 28 et 42 °C. Avant le vol, on lit la température dans l'OSD, puis on met la limite 10 °C au-dessus de la plus haute : quand un ESC la dépasse, les gaz sont limités (au moins 50 %, jamais coupés) et l'OSD affiche « ESC HOT ».</w:t>
       </w:r>
     </w:p>
     <w:p>
@@ -479,19 +488,10 @@
         <w:rPr>
           <w:rFonts w:ascii="Consolas" w:cs="Consolas" w:eastAsia="Consolas" w:hAnsi="Consolas"/>
         </w:rPr>
-        <w:t xml:space="preserve">set power_guard_esc_temp = 40</w:t>
-      </w:r>
-      <w:r>
-        <w:t xml:space="preserve">, Entrée, puis </w:t>
-      </w:r>
-      <w:r>
-        <w:rPr>
-          <w:rFonts w:ascii="Consolas" w:cs="Consolas" w:eastAsia="Consolas" w:hAnsi="Consolas"/>
-        </w:rPr>
         <w:t xml:space="preserve">save</w:t>
       </w:r>
       <w:r>
-        <w:t xml:space="preserve">, Entrée. « Connexion ».</w:t>
+        <w:t xml:space="preserve">, Entrée. Débrancher l'USB.</w:t>
       </w:r>
     </w:p>
     <w:p>
@@ -500,7 +500,7 @@
         <w:ind w:left="360" w:hanging="360"/>
       </w:pPr>
       <w:r>
-        <w:t xml:space="preserve">2.	Vol habituel en ACRO, 2 minutes, en restant près de soi.</w:t>
+        <w:t xml:space="preserve">2.	Brancher la batterie, lunettes allumées, armer au sol 3 secondes, désarmer : noter la température des ESC lue dans l'OSD. Débrancher la batterie.</w:t>
       </w:r>
     </w:p>
     <w:p>
@@ -509,7 +509,52 @@
         <w:ind w:left="360" w:hanging="360"/>
       </w:pPr>
       <w:r>
-        <w:t xml:space="preserve">3.	Atterrir, désarmer. CLI : taper </w:t>
+        <w:t xml:space="preserve">3.	Brancher l'USB, « Connexion ». CLI : taper </w:t>
+      </w:r>
+      <w:r>
+        <w:rPr>
+          <w:rFonts w:ascii="Consolas" w:cs="Consolas" w:eastAsia="Consolas" w:hAnsi="Consolas"/>
+        </w:rPr>
+        <w:t xml:space="preserve">set power_guard_esc_temp = </w:t>
+      </w:r>
+      <w:r>
+        <w:t xml:space="preserve"> suivi de la température notée + 10 (exemple : 35 °C lus → </w:t>
+      </w:r>
+      <w:r>
+        <w:rPr>
+          <w:rFonts w:ascii="Consolas" w:cs="Consolas" w:eastAsia="Consolas" w:hAnsi="Consolas"/>
+        </w:rPr>
+        <w:t xml:space="preserve">set power_guard_esc_temp = 45</w:t>
+      </w:r>
+      <w:r>
+        <w:t xml:space="preserve">), Entrée, puis </w:t>
+      </w:r>
+      <w:r>
+        <w:rPr>
+          <w:rFonts w:ascii="Consolas" w:cs="Consolas" w:eastAsia="Consolas" w:hAnsi="Consolas"/>
+        </w:rPr>
+        <w:t xml:space="preserve">save</w:t>
+      </w:r>
+      <w:r>
+        <w:t xml:space="preserve">, Entrée. Débrancher l'USB.</w:t>
+      </w:r>
+    </w:p>
+    <w:p>
+      <w:pPr>
+        <w:spacing w:after="60"/>
+        <w:ind w:left="360" w:hanging="360"/>
+      </w:pPr>
+      <w:r>
+        <w:t xml:space="preserve">4.	Vol habituel en ACRO, 2 minutes, en restant près de soi.</w:t>
+      </w:r>
+    </w:p>
+    <w:p>
+      <w:pPr>
+        <w:spacing w:after="60"/>
+        <w:ind w:left="360" w:hanging="360"/>
+      </w:pPr>
+      <w:r>
+        <w:t xml:space="preserve">5.	Atterrir, désarmer. Brancher l'USB, « Connexion ». CLI : taper </w:t>
       </w:r>
       <w:r>
         <w:rPr>
@@ -578,7 +623,7 @@
               <w:t xml:space="preserve">TG-P3B-2.1 </w:t>
             </w:r>
             <w:r>
-              <w:t xml:space="preserve">Pendant le vol, l'OSD a affiché « ESC HOT » suivi d'un pourcentage ? (Si la température n'a jamais atteint 40 °C, répondre « non » et l'écrire dans « Autres remarques » : ce n'est pas une panne.)</w:t>
+              <w:t xml:space="preserve">Avant le vol (étape 2), l'OSD affiche une température des ESC (pas 0 °C) ?</w:t>
             </w:r>
           </w:p>
         </w:tc>
@@ -656,7 +701,7 @@
               <w:t xml:space="preserve">TG-P3B-2.2 </w:t>
             </w:r>
             <w:r>
-              <w:t xml:space="preserve">Quand « ESC HOT » était affiché, le drone volait toujours, les moteurs ne se sont jamais coupés ?</w:t>
+              <w:t xml:space="preserve">Pendant le vol, l'OSD a affiché « ESC HOT » suivi d'un pourcentage ? (Si la température n'a jamais atteint la limite, répondre « non » et noter dans « Autres remarques » la température la plus haute vue : ce n'est pas une panne.)</w:t>
             </w:r>
           </w:p>
         </w:tc>
@@ -734,7 +779,85 @@
               <w:t xml:space="preserve">TG-P3B-2.3 </w:t>
             </w:r>
             <w:r>
-              <w:t xml:space="preserve">Après l'étape 3, Tableau de bord : Protection anti-surchauffe sur « Désactivé » ?</w:t>
+              <w:t xml:space="preserve">Quand « ESC HOT » était affiché, le drone volait toujours, les moteurs ne se sont jamais coupés ?</w:t>
+            </w:r>
+          </w:p>
+        </w:tc>
+        <w:tc>
+          <w:tcPr>
+            <w:tcW w:type="dxa" w:w="1899"/>
+            <w:tcMar>
+              <w:top w:type="dxa" w:w="60"/>
+              <w:left w:type="dxa" w:w="100"/>
+              <w:bottom w:type="dxa" w:w="60"/>
+              <w:right w:type="dxa" w:w="100"/>
+            </w:tcMar>
+          </w:tcPr>
+          <w:p>
+            <w:pPr>
+              <w:jc w:val="center"/>
+            </w:pPr>
+            <w:sdt>
+              <w:sdtPr>
+                <w14:checkbox>
+                  <w14:checked w14:val="0"/>
+                  <w14:checkedState w14:val="2612" w14:font="MS Gothic"/>
+                  <w14:uncheckedState w14:val="2610" w14:font="MS Gothic"/>
+                </w14:checkbox>
+              </w:sdtPr>
+              <w:sdtContent>
+                <w:r>
+                  <w:sym w:char="2610" w:font="MS Gothic"/>
+                </w:r>
+              </w:sdtContent>
+            </w:sdt>
+            <w:r>
+              <w:t xml:space="preserve"> oui   </w:t>
+            </w:r>
+            <w:sdt>
+              <w:sdtPr>
+                <w14:checkbox>
+                  <w14:checked w14:val="0"/>
+                  <w14:checkedState w14:val="2612" w14:font="MS Gothic"/>
+                  <w14:uncheckedState w14:val="2610" w14:font="MS Gothic"/>
+                </w14:checkbox>
+              </w:sdtPr>
+              <w:sdtContent>
+                <w:r>
+                  <w:sym w:char="2610" w:font="MS Gothic"/>
+                </w:r>
+              </w:sdtContent>
+            </w:sdt>
+            <w:r>
+              <w:t xml:space="preserve"> non</w:t>
+            </w:r>
+          </w:p>
+        </w:tc>
+      </w:tr>
+      <w:tr>
+        <w:trPr>
+          <w:cantSplit/>
+        </w:trPr>
+        <w:tc>
+          <w:tcPr>
+            <w:tcW w:type="dxa" w:w="7740"/>
+            <w:tcMar>
+              <w:top w:type="dxa" w:w="60"/>
+              <w:left w:type="dxa" w:w="100"/>
+              <w:bottom w:type="dxa" w:w="60"/>
+              <w:right w:type="dxa" w:w="100"/>
+            </w:tcMar>
+          </w:tcPr>
+          <w:p>
+            <w:r>
+              <w:rPr>
+                <w:b/>
+                <w:bCs/>
+              </w:rPr>
+              <w:t xml:space="preserve">TG-P3B-2.4 </w:t>
+            </w:r>
+            <w:r>
+              <w:t xml:space="preserve">Après l'étape 5, Tableau de bord : Protection anti-surchauffe sur « Désactivé » ?</w:t>
             </w:r>
           </w:p>
         </w:tc>
@@ -1141,7 +1264,7 @@
           <w:sz w:val="25"/>
           <w:szCs w:val="25"/>
         </w:rPr>
-        <w:t xml:space="preserve">TG-P3B-4. Température des ESC envoyée à la radio</w:t>
+        <w:t xml:space="preserve">TG-P3B-4. Température des ESC sur la radio, en vol</w:t>
       </w:r>
     </w:p>
     <w:p>
@@ -1149,7 +1272,7 @@
         <w:spacing w:after="100"/>
       </w:pPr>
       <w:r>
-        <w:t xml:space="preserve">Au sol, hélices retirées, batterie branchée, radio allumée.</w:t>
+        <w:t xml:space="preserve">Validé au banc le 30/10 (TG-P3A-4) : radio EdgeTX 2.11.8 et ExpressLRS 4.1.0, 4 capteurs « Temp » (un par moteur) déjà enregistrés dans le modèle. Ici on regarde les valeurs monter en vol.</w:t>
       </w:r>
     </w:p>
     <w:p>
@@ -1185,7 +1308,7 @@
         <w:t xml:space="preserve">save</w:t>
       </w:r>
       <w:r>
-        <w:t xml:space="preserve">, Entrée. « Connexion ». Débrancher l'USB, brancher la batterie, armer 3 secondes gaz en bas, désarmer.</w:t>
+        <w:t xml:space="preserve">, Entrée. Débrancher l'USB.</w:t>
       </w:r>
     </w:p>
     <w:p>
@@ -1194,43 +1317,7 @@
         <w:ind w:left="360" w:hanging="360"/>
       </w:pPr>
       <w:r>
-        <w:t xml:space="preserve">2.	Radio RadioMaster Pocket (EdgeTX), sur le modèle du drone :</w:t>
-      </w:r>
-    </w:p>
-    <w:p>
-      <w:pPr>
-        <w:spacing w:after="40"/>
-        <w:ind w:left="720" w:hanging="360"/>
-      </w:pPr>
-      <w:r>
-        <w:t xml:space="preserve">a.	Appuyer sur la touche « MDL », puis sur « PAGE&gt; » jusqu'à la page « TELEMETRY » (ou « Télémesure »).</w:t>
-      </w:r>
-    </w:p>
-    <w:p>
-      <w:pPr>
-        <w:spacing w:after="40"/>
-        <w:ind w:left="720" w:hanging="360"/>
-      </w:pPr>
-      <w:r>
-        <w:t xml:space="preserve">b.	Descendre avec la molette jusqu'à « Discover new » (« Découvrir nouveaux »), appuyer sur la molette : la liste se remplit (RxBt, 1RSS, RQly… déjà connus, plus les nouveaux capteurs en bas).</w:t>
-      </w:r>
-    </w:p>
-    <w:p>
-      <w:pPr>
-        <w:spacing w:after="40"/>
-        <w:ind w:left="720" w:hanging="360"/>
-      </w:pPr>
-      <w:r>
-        <w:t xml:space="preserve">c.	Attendre 10 secondes, puis appuyer de nouveau sur la molette (« Stop discovery » / « Arrêter »).</w:t>
-      </w:r>
-    </w:p>
-    <w:p>
-      <w:pPr>
-        <w:spacing w:after="40"/>
-        <w:ind w:left="720" w:hanging="360"/>
-      </w:pPr>
-      <w:r>
-        <w:t xml:space="preserve">d.	Regarder en bas de la liste : un capteur de température (nom du type « Tmp », « TEMP » ou « Temp1 ») avec une valeur en °C. Noter son nom et sa valeur dans « Autres remarques ». Touche « RTN » pour sortir.</w:t>
+        <w:t xml:space="preserve">2.	Vol habituel, 2 minutes (peut être le même vol que la partie 3).</w:t>
       </w:r>
     </w:p>
     <w:p>
@@ -1239,7 +1326,16 @@
         <w:ind w:left="360" w:hanging="360"/>
       </w:pPr>
       <w:r>
-        <w:t xml:space="preserve">3.	Débrancher la batterie, brancher l'USB, « Connexion ». CLI : taper </w:t>
+        <w:t xml:space="preserve">3.	Après l'atterrissage, désarmer sans débrancher la batterie. Radio : « MDL », page « TELEMETRY » : lire les 4 « Temp ».</w:t>
+      </w:r>
+    </w:p>
+    <w:p>
+      <w:pPr>
+        <w:spacing w:after="60"/>
+        <w:ind w:left="360" w:hanging="360"/>
+      </w:pPr>
+      <w:r>
+        <w:t xml:space="preserve">4.	Débrancher la batterie, brancher l'USB, « Connexion ». CLI : taper </w:t>
       </w:r>
       <w:r>
         <w:rPr>
@@ -1266,7 +1362,7 @@
         <w:t xml:space="preserve">save</w:t>
       </w:r>
       <w:r>
-        <w:t xml:space="preserve">, Entrée. « Connexion ».</w:t>
+        <w:t xml:space="preserve">, Entrée.</w:t>
       </w:r>
     </w:p>
     <w:tbl>
@@ -1308,7 +1404,7 @@
               <w:t xml:space="preserve">TG-P3B-4.1 </w:t>
             </w:r>
             <w:r>
-              <w:t xml:space="preserve">À l'étape 2, un nouveau capteur de température apparaît dans la liste de la radio, avec une valeur proche de celle de l'onglet Moteurs (ligne « Temp ») ?</w:t>
+              <w:t xml:space="preserve">À l'étape 3, les 4 « Temp » de la radio ont une valeur, plus haute qu'avant le vol ? (Noter les 4 valeurs.)</w:t>
             </w:r>
           </w:p>
         </w:tc>
@@ -1421,7 +1517,25 @@
         <w:ind w:left="360" w:hanging="360"/>
       </w:pPr>
       <w:r>
-        <w:t xml:space="preserve">2.	Onglet Modes : sur la ligne SPEEDER, « Ajouter une plage » sur un interrupteur libre de la radio. S'il n'y en a pas, prendre celui d'ALTHOLD (AUX4) : supprimer la plage d'ALTHOLD et mettre SPEEDER sur AUX4, 1900 à 2100. « Enregistrer ».</w:t>
+        <w:t xml:space="preserve">2.	Mettre SPEEDER sur l'interrupteur d'ALTHOLD (AUX4), par le CLI (l'onglet Modes déplace les plages par crans de 25) : taper </w:t>
+      </w:r>
+      <w:r>
+        <w:rPr>
+          <w:rFonts w:ascii="Consolas" w:cs="Consolas" w:eastAsia="Consolas" w:hAnsi="Consolas"/>
+        </w:rPr>
+        <w:t xml:space="preserve">aux 3 120 3 1900 2100 0 0</w:t>
+      </w:r>
+      <w:r>
+        <w:t xml:space="preserve">, Entrée, puis </w:t>
+      </w:r>
+      <w:r>
+        <w:rPr>
+          <w:rFonts w:ascii="Consolas" w:cs="Consolas" w:eastAsia="Consolas" w:hAnsi="Consolas"/>
+        </w:rPr>
+        <w:t xml:space="preserve">save</w:t>
+      </w:r>
+      <w:r>
+        <w:t xml:space="preserve">, Entrée.</w:t>
       </w:r>
     </w:p>
     <w:p>
@@ -1439,7 +1553,16 @@
         <w:ind w:left="360" w:hanging="360"/>
       </w:pPr>
       <w:r>
-        <w:t xml:space="preserve">4.	Atterrir, désarmer. Onglet Modes : supprimer la plage SPEEDER (et remettre ALTHOLD sur AUX4, 1900 à 2100, si on l'avait enlevé). « Enregistrer ». CLI : taper </w:t>
+        <w:t xml:space="preserve">4.	Atterrir, désarmer. CLI : taper </w:t>
+      </w:r>
+      <w:r>
+        <w:rPr>
+          <w:rFonts w:ascii="Consolas" w:cs="Consolas" w:eastAsia="Consolas" w:hAnsi="Consolas"/>
+        </w:rPr>
+        <w:t xml:space="preserve">aux 3 3 3 1900 2100 0 0</w:t>
+      </w:r>
+      <w:r>
+        <w:t xml:space="preserve">, Entrée (ALTHOLD revient sur AUX4), puis </w:t>
       </w:r>
       <w:r>
         <w:rPr>
@@ -1457,7 +1580,7 @@
         <w:t xml:space="preserve">save</w:t>
       </w:r>
       <w:r>
-        <w:t xml:space="preserve">, Entrée.</w:t>
+        <w:t xml:space="preserve">, Entrée. Ne pas utiliser l'onglet Modes.</w:t>
       </w:r>
     </w:p>
     <w:tbl>
@@ -1733,7 +1856,34 @@
               <w:t xml:space="preserve">TG-P3B-5.4 </w:t>
             </w:r>
             <w:r>
-              <w:t xml:space="preserve">Après l'étape 4, onglet Modes : SPEEDER sans plage, et ALTHOLD comme avant ?</w:t>
+              <w:t xml:space="preserve">Après l'étape 4, </w:t>
+            </w:r>
+            <w:r>
+              <w:rPr>
+                <w:rFonts w:ascii="Consolas" w:cs="Consolas" w:eastAsia="Consolas" w:hAnsi="Consolas"/>
+              </w:rPr>
+              <w:t xml:space="preserve">diff all</w:t>
+            </w:r>
+            <w:r>
+              <w:t xml:space="preserve"> : la ligne </w:t>
+            </w:r>
+            <w:r>
+              <w:rPr>
+                <w:rFonts w:ascii="Consolas" w:cs="Consolas" w:eastAsia="Consolas" w:hAnsi="Consolas"/>
+              </w:rPr>
+              <w:t xml:space="preserve">aux 3 3 3 1900 2100 0 0</w:t>
+            </w:r>
+            <w:r>
+              <w:t xml:space="preserve"> est revenue et aucune ligne </w:t>
+            </w:r>
+            <w:r>
+              <w:rPr>
+                <w:rFonts w:ascii="Consolas" w:cs="Consolas" w:eastAsia="Consolas" w:hAnsi="Consolas"/>
+              </w:rPr>
+              <w:t xml:space="preserve">speeder</w:t>
+            </w:r>
+            <w:r>
+              <w:t xml:space="preserve"> ?</w:t>
             </w:r>
           </w:p>
         </w:tc>

--- a/trueglide/controle/TG-P3B_fiche.docx
+++ b/trueglide/controle/TG-P3B_fiche.docx
@@ -14,7 +14,7 @@
           <w:sz w:val="30"/>
           <w:szCs w:val="30"/>
         </w:rPr>
-        <w:t xml:space="preserve">Essai TG-P3B (TRUEGLIDE 2026.6.2, révision f9fc6d5) : fonctions TrueGlide en vol</w:t>
+        <w:t xml:space="preserve">Essai TG-P3B (TRUEGLIDE 2026.6.2, révision 24a71eb) : fonctions TrueGlide en vol</w:t>
       </w:r>
     </w:p>
     <w:p>
@@ -75,7 +75,7 @@
         <w:ind w:left="360" w:hanging="360"/>
       </w:pPr>
       <w:r>
-        <w:t xml:space="preserve">1.	TG-P3 faite (vols en ANGLE et en ACRO comme sous Betaflight) et TG-P3A faite le 30/10 (les mêmes fonctions au banc, sans hélices : tout validé). Radio : EdgeTX 2.11.8, ExpressLRS 4.1.0 (radio et récepteur du KarRmen).</w:t>
+        <w:t xml:space="preserve">1.	TG-P3 faite (vols en ANGLE et en ACRO comme sous Betaflight) et TG-P3A faite le 30/10 (les mêmes fonctions au banc, sans hélices : tout validé). Radio : EdgeTX 2.11.8, ExpressLRS 4.1.0 (radio et récepteur du KarRmen). Firmware 24a71eb flashé le 31/10 et baromètre contrôlé au banc (TG-P2B, TG-P2C) : rien à reflasher. Tableau de bord, case Firmware : « TRUEGLIDE 2026.6.2 (24a71eb) ».</w:t>
       </w:r>
     </w:p>
     <w:p>
